--- a/notes/notes_article2_cedric.docx
+++ b/notes/notes_article2_cedric.docx
@@ -3056,7 +3056,7 @@
           </m:sSub>
           <m:r>
             <m:rPr>
-              <m:sty m:val="b"/>
+              <m:sty m:val="p"/>
             </m:rPr>
             <w:rPr>
               <w:rFonts w:ascii="Arial" w:hAnsi="Arial" w:cs="Arial"/>
@@ -3339,14 +3339,14 @@
         </w:rPr>
         <w:t> </w:t>
       </w:r>
-      <w:r>
-        <w:rPr>
-          <w:rStyle w:val="math-inline"/>
-          <w:rFonts w:ascii="Arial" w:hAnsi="Arial" w:cs="Arial"/>
-          <w:color w:val="000000"/>
-        </w:rPr>
-        <w:t>$16 \times 16 \times 3 = 768$</w:t>
-      </w:r>
+      <m:oMath>
+        <m:r>
+          <w:rPr>
+            <w:rFonts w:ascii="Cambria Math" w:hAnsi="Cambria Math" w:cs="Arial"/>
+          </w:rPr>
+          <m:t>16×16×3=768</m:t>
+        </m:r>
+      </m:oMath>
       <w:r>
         <w:rPr>
           <w:rFonts w:ascii="Arial" w:hAnsi="Arial" w:cs="Arial"/>
